--- a/04-Gotowe_Laborki/Lab_04/Sprawozdanie_Lab_04.docx
+++ b/04-Gotowe_Laborki/Lab_04/Sprawozdanie_Lab_04.docx
@@ -8,6 +8,7 @@
       </w:pPr>
       <w:r>
         <w:rPr>
+          <w:rFonts w:ascii="Arial" w:hAnsi="Arial"/>
           <w:b/>
           <w:color w:val="1A478A"/>
           <w:sz w:val="36"/>
@@ -21,7 +22,8 @@
       </w:pPr>
       <w:r>
         <w:rPr>
-          <w:i/>
+          <w:rFonts w:ascii="Arial" w:hAnsi="Arial"/>
+          <w:b/>
           <w:sz w:val="26"/>
         </w:rPr>
         <w:t>Temat: Programowanie po stronie serwera – PHP 1 (Formularze, Walidacja, Pliki)</w:t>
@@ -37,18 +39,26 @@
         <w:tblLook w:firstColumn="1" w:firstRow="1" w:lastColumn="0" w:lastRow="0" w:noHBand="0" w:noVBand="1" w:val="04A0"/>
       </w:tblPr>
       <w:tblGrid>
-        <w:gridCol w:w="4968"/>
-        <w:gridCol w:w="4968"/>
+        <w:gridCol w:w="4320"/>
+        <w:gridCol w:w="4320"/>
       </w:tblGrid>
       <w:tr>
         <w:tc>
           <w:tcPr>
             <w:tcW w:type="dxa" w:w="3600"/>
+            <w:tcMar>
+              <w:top w:w="80" w:type="dxa"/>
+              <w:bottom w:w="80" w:type="dxa"/>
+              <w:left w:w="120" w:type="dxa"/>
+              <w:right w:w="120" w:type="dxa"/>
+            </w:tcMar>
           </w:tcPr>
           <w:p>
             <w:r>
               <w:rPr>
+                <w:rFonts w:ascii="Arial" w:hAnsi="Arial"/>
                 <w:b/>
+                <w:sz w:val="20"/>
               </w:rPr>
               <w:t>Kierunek / Semestr / Grupa:</w:t>
             </w:r>
@@ -56,10 +66,20 @@
         </w:tc>
         <w:tc>
           <w:tcPr>
-            <w:tcW w:type="dxa" w:w="6480"/>
+            <w:tcW w:type="dxa" w:w="6048"/>
+            <w:tcMar>
+              <w:top w:w="80" w:type="dxa"/>
+              <w:bottom w:w="80" w:type="dxa"/>
+              <w:left w:w="120" w:type="dxa"/>
+              <w:right w:w="120" w:type="dxa"/>
+            </w:tcMar>
           </w:tcPr>
           <w:p>
             <w:r>
+              <w:rPr>
+                <w:rFonts w:ascii="Arial" w:hAnsi="Arial"/>
+                <w:sz w:val="20"/>
+              </w:rPr>
               <w:t>Informatyka / Semestr 5 / 3ID11B</w:t>
             </w:r>
           </w:p>
@@ -69,11 +89,19 @@
         <w:tc>
           <w:tcPr>
             <w:tcW w:type="dxa" w:w="3600"/>
+            <w:tcMar>
+              <w:top w:w="80" w:type="dxa"/>
+              <w:bottom w:w="80" w:type="dxa"/>
+              <w:left w:w="120" w:type="dxa"/>
+              <w:right w:w="120" w:type="dxa"/>
+            </w:tcMar>
           </w:tcPr>
           <w:p>
             <w:r>
               <w:rPr>
+                <w:rFonts w:ascii="Arial" w:hAnsi="Arial"/>
                 <w:b/>
+                <w:sz w:val="20"/>
               </w:rPr>
               <w:t>Zespół laboratoryjny:</w:t>
             </w:r>
@@ -81,10 +109,20 @@
         </w:tc>
         <w:tc>
           <w:tcPr>
-            <w:tcW w:type="dxa" w:w="6480"/>
+            <w:tcW w:type="dxa" w:w="6048"/>
+            <w:tcMar>
+              <w:top w:w="80" w:type="dxa"/>
+              <w:bottom w:w="80" w:type="dxa"/>
+              <w:left w:w="120" w:type="dxa"/>
+              <w:right w:w="120" w:type="dxa"/>
+            </w:tcMar>
           </w:tcPr>
           <w:p>
             <w:r>
+              <w:rPr>
+                <w:rFonts w:ascii="Arial" w:hAnsi="Arial"/>
+                <w:sz w:val="20"/>
+              </w:rPr>
               <w:t>Artem Hizhovskyi, Ihor Namachynskyi</w:t>
             </w:r>
           </w:p>
@@ -94,11 +132,19 @@
         <w:tc>
           <w:tcPr>
             <w:tcW w:type="dxa" w:w="3600"/>
+            <w:tcMar>
+              <w:top w:w="80" w:type="dxa"/>
+              <w:bottom w:w="80" w:type="dxa"/>
+              <w:left w:w="120" w:type="dxa"/>
+              <w:right w:w="120" w:type="dxa"/>
+            </w:tcMar>
           </w:tcPr>
           <w:p>
             <w:r>
               <w:rPr>
+                <w:rFonts w:ascii="Arial" w:hAnsi="Arial"/>
                 <w:b/>
+                <w:sz w:val="20"/>
               </w:rPr>
               <w:t>Numery albumów:</w:t>
             </w:r>
@@ -106,10 +152,20 @@
         </w:tc>
         <w:tc>
           <w:tcPr>
-            <w:tcW w:type="dxa" w:w="6480"/>
+            <w:tcW w:type="dxa" w:w="6048"/>
+            <w:tcMar>
+              <w:top w:w="80" w:type="dxa"/>
+              <w:bottom w:w="80" w:type="dxa"/>
+              <w:left w:w="120" w:type="dxa"/>
+              <w:right w:w="120" w:type="dxa"/>
+            </w:tcMar>
           </w:tcPr>
           <w:p>
             <w:r>
+              <w:rPr>
+                <w:rFonts w:ascii="Arial" w:hAnsi="Arial"/>
+                <w:sz w:val="20"/>
+              </w:rPr>
               <w:t>s097882 (97882), s097889 (97889)</w:t>
             </w:r>
           </w:p>
@@ -119,11 +175,19 @@
         <w:tc>
           <w:tcPr>
             <w:tcW w:type="dxa" w:w="3600"/>
+            <w:tcMar>
+              <w:top w:w="80" w:type="dxa"/>
+              <w:bottom w:w="80" w:type="dxa"/>
+              <w:left w:w="120" w:type="dxa"/>
+              <w:right w:w="120" w:type="dxa"/>
+            </w:tcMar>
           </w:tcPr>
           <w:p>
             <w:r>
               <w:rPr>
+                <w:rFonts w:ascii="Arial" w:hAnsi="Arial"/>
                 <w:b/>
+                <w:sz w:val="20"/>
               </w:rPr>
               <w:t>Prowadzący zajęcia:</w:t>
             </w:r>
@@ -131,10 +195,20 @@
         </w:tc>
         <w:tc>
           <w:tcPr>
-            <w:tcW w:type="dxa" w:w="6480"/>
+            <w:tcW w:type="dxa" w:w="6048"/>
+            <w:tcMar>
+              <w:top w:w="80" w:type="dxa"/>
+              <w:bottom w:w="80" w:type="dxa"/>
+              <w:left w:w="120" w:type="dxa"/>
+              <w:right w:w="120" w:type="dxa"/>
+            </w:tcMar>
           </w:tcPr>
           <w:p>
             <w:r>
+              <w:rPr>
+                <w:rFonts w:ascii="Arial" w:hAnsi="Arial"/>
+                <w:sz w:val="20"/>
+              </w:rPr>
               <w:t>Dr inż. Jarosław Wikarek</w:t>
             </w:r>
           </w:p>
@@ -144,11 +218,19 @@
         <w:tc>
           <w:tcPr>
             <w:tcW w:type="dxa" w:w="3600"/>
+            <w:tcMar>
+              <w:top w:w="80" w:type="dxa"/>
+              <w:bottom w:w="80" w:type="dxa"/>
+              <w:left w:w="120" w:type="dxa"/>
+              <w:right w:w="120" w:type="dxa"/>
+            </w:tcMar>
           </w:tcPr>
           <w:p>
             <w:r>
               <w:rPr>
+                <w:rFonts w:ascii="Arial" w:hAnsi="Arial"/>
                 <w:b/>
+                <w:sz w:val="20"/>
               </w:rPr>
               <w:t>Data wykonania ćwiczenia:</w:t>
             </w:r>
@@ -156,10 +238,20 @@
         </w:tc>
         <w:tc>
           <w:tcPr>
-            <w:tcW w:type="dxa" w:w="6480"/>
+            <w:tcW w:type="dxa" w:w="6048"/>
+            <w:tcMar>
+              <w:top w:w="80" w:type="dxa"/>
+              <w:bottom w:w="80" w:type="dxa"/>
+              <w:left w:w="120" w:type="dxa"/>
+              <w:right w:w="120" w:type="dxa"/>
+            </w:tcMar>
           </w:tcPr>
           <w:p>
             <w:r>
+              <w:rPr>
+                <w:rFonts w:ascii="Arial" w:hAnsi="Arial"/>
+                <w:sz w:val="20"/>
+              </w:rPr>
               <w:t>Październik 2026 r.</w:t>
             </w:r>
           </w:p>
@@ -168,26 +260,71 @@
     </w:tbl>
     <w:p>
       <w:pPr>
+        <w:spacing w:after="240"/>
+      </w:pPr>
+    </w:p>
+    <w:p>
+      <w:pPr>
         <w:pStyle w:val="Heading2"/>
-        <w:spacing w:before="240"/>
+        <w:spacing w:before="280" w:after="80"/>
       </w:pPr>
       <w:r>
+        <w:rPr>
+          <w:rFonts w:ascii="Arial" w:hAnsi="Arial"/>
+          <w:b/>
+          <w:color w:val="1A478A"/>
+          <w:sz w:val="26"/>
+        </w:rPr>
         <w:t>1. Formularz HTML ze wszystkimi wymaganymi polami</w:t>
       </w:r>
     </w:p>
     <w:p>
+      <w:pPr>
+        <w:spacing w:line="276" w:lineRule="auto" w:after="80"/>
+      </w:pPr>
       <w:r>
-        <w:t>Zaprojektowano stronę a1.php zawierającą kompletną strukturę formularza w tabeli: Nazwisko, Typ zajęć (lista rozwijana), Język (radio), Data urodzenia (pole date), PESEL oraz Kursy (pola wielokrotnego wyboru checkbox).</w:t>
+        <w:rPr>
+          <w:rFonts w:ascii="Arial" w:hAnsi="Arial"/>
+          <w:sz w:val="21"/>
+        </w:rPr>
+        <w:t>Zaprojektowano stronę a1.php zawierającą kompletną strukturę formularza rejestracyjnego umieszczonego w czytelnej tabeli HTML.</w:t>
       </w:r>
     </w:p>
     <w:p>
       <w:pPr>
+        <w:spacing w:line="276" w:lineRule="auto" w:after="80"/>
+      </w:pPr>
+      <w:r>
+        <w:rPr>
+          <w:rFonts w:ascii="Arial" w:hAnsi="Arial"/>
+          <w:sz w:val="21"/>
+        </w:rPr>
+        <w:t>Wymagane pola: Nazwisko (pole tekstowe), Typ zajęć (lista rozwijana select: stacjonarne / niestacjonarne), Język (przyciski radio: polski, angielski, niemiecki), Data urodzenia (pole date), PESEL (pole tekstowe 11 cyfr) oraz Kursy (pola wyboru checkbox: PHP, HTML/CSS, JavaScript, MySQL, XML).</w:t>
+      </w:r>
+    </w:p>
+    <w:p>
+      <w:pPr>
+        <w:spacing w:line="276" w:lineRule="auto" w:after="80"/>
+      </w:pPr>
+      <w:r>
+        <w:rPr>
+          <w:rFonts w:ascii="Arial" w:hAnsi="Arial"/>
+          <w:sz w:val="21"/>
+        </w:rPr>
+        <w:t>Zaimplementowano mechanizm zapamiętywania wprowadzonych wartości (sticky form) w przypadku wystąpienia błędów walidacji.</w:t>
+      </w:r>
+    </w:p>
+    <w:p>
+      <w:pPr>
+        <w:spacing w:before="80" w:after="200"/>
         <w:jc w:val="center"/>
       </w:pPr>
       <w:r>
         <w:rPr>
+          <w:rFonts w:ascii="Arial" w:hAnsi="Arial"/>
           <w:i/>
           <w:color w:val="888888"/>
+          <w:sz w:val="19"/>
         </w:rPr>
         <w:t>--- [MIEJSCE NA ZRZUT EKRANOWY DLA: 1. Formularz HTML ze wszystkimi wymaganymi polami] ---</w:t>
       </w:r>
@@ -195,51 +332,270 @@
     <w:p>
       <w:pPr>
         <w:pStyle w:val="Heading2"/>
-        <w:spacing w:before="240"/>
+        <w:spacing w:before="280" w:after="80"/>
       </w:pPr>
       <w:r>
-        <w:t>2.a-e. Walidacja danych wyłącznie po stronie PHP</w:t>
-      </w:r>
-    </w:p>
-    <w:p>
-      <w:r>
-        <w:t>Zaimplementowano pełną weryfikację poprawności: sprawdzanie obecności wszystkich pól, poprawność liter i długość nazwiska do 24 znaków z uwzględnieniem polskich znaków (PCRE /u), weryfikacja wieku &gt;= 16 lat za pomocą klasy DateTime, wybór co najmniej jednego kursu oraz algorytm zgodności daty urodzenia z numerem PESEL (w tym obsługa stulecia 2000+). W przypadku błędów formularz wyświetla czerwone komunikaty przy błędnych polach zachowując wcześniej wpisane wartości.</w:t>
+        <w:rPr>
+          <w:rFonts w:ascii="Arial" w:hAnsi="Arial"/>
+          <w:b/>
+          <w:color w:val="1A478A"/>
+          <w:sz w:val="26"/>
+        </w:rPr>
+        <w:t>2.a-e. Rygorystyczna walidacja danych wyłącznie po stronie PHP</w:t>
       </w:r>
     </w:p>
     <w:p>
       <w:pPr>
+        <w:spacing w:line="276" w:lineRule="auto" w:after="80"/>
+      </w:pPr>
+      <w:r>
+        <w:rPr>
+          <w:rFonts w:ascii="Arial" w:hAnsi="Arial"/>
+          <w:sz w:val="21"/>
+        </w:rPr>
+        <w:t>Zgodnie z wymaganiami wyłączono walidację po stronie przeglądarki klienta (atrybut novalidate), przenosząc całą odpowiedzialność za bezpieczeństwo i spójność na skrypt PHP:</w:t>
+      </w:r>
+    </w:p>
+    <w:p>
+      <w:pPr>
+        <w:spacing w:line="276" w:lineRule="auto" w:after="80"/>
+      </w:pPr>
+      <w:r>
+        <w:rPr>
+          <w:rFonts w:ascii="Arial" w:hAnsi="Arial"/>
+          <w:sz w:val="21"/>
+        </w:rPr>
+        <w:t>1. Nazwisko: wyrażenie regularne PCRE /^[a-zA-ZąćęłńóśźżĄĆĘŁŃÓŚŹŻ]{2,24}( [a-zA-ZąćęłńóśźżĄĆĘŁŃÓŚŹŻ]{2,24})?$/u. Akceptuje nazwiska pojedyncze i dwuczłonowe, polskie litery narodowe, odrzuca znaki specjalne, cyfry oraz symbole łącznika (np. '---').</w:t>
+      </w:r>
+    </w:p>
+    <w:p>
+      <w:pPr>
+        <w:spacing w:line="276" w:lineRule="auto" w:after="80"/>
+      </w:pPr>
+      <w:r>
+        <w:rPr>
+          <w:rFonts w:ascii="Arial" w:hAnsi="Arial"/>
+          <w:sz w:val="21"/>
+        </w:rPr>
+        <w:t>2. Typ zajęć i Język: walidacja typu 'biała lista' (in_array) uniemożliwiająca podstawienie nieoczekiwanych wartości.</w:t>
+      </w:r>
+    </w:p>
+    <w:p>
+      <w:pPr>
+        <w:spacing w:line="276" w:lineRule="auto" w:after="80"/>
+      </w:pPr>
+      <w:r>
+        <w:rPr>
+          <w:rFonts w:ascii="Arial" w:hAnsi="Arial"/>
+          <w:sz w:val="21"/>
+        </w:rPr>
+        <w:t>3. Kursy: wymóg zaznaczenia co najmniej jednego kursu oraz weryfikacja poprawności identyfikatorów.</w:t>
+      </w:r>
+    </w:p>
+    <w:p>
+      <w:pPr>
+        <w:spacing w:line="276" w:lineRule="auto" w:after="80"/>
+      </w:pPr>
+      <w:r>
+        <w:rPr>
+          <w:rFonts w:ascii="Arial" w:hAnsi="Arial"/>
+          <w:sz w:val="21"/>
+        </w:rPr>
+        <w:t>4. Kalendarzowa walidacja daty urodzenia i wieku: użycie funkcji checkdate() do odrzucenia dat nieistniejących kalendarzowo (np. 31 lutego). Obliczenie wieku za pomocą DateTime::diff z warunkiem ukończenia minimum 16 lat.</w:t>
+      </w:r>
+    </w:p>
+    <w:p>
+      <w:pPr>
+        <w:spacing w:line="276" w:lineRule="auto" w:after="80"/>
+      </w:pPr>
+      <w:r>
+        <w:rPr>
+          <w:rFonts w:ascii="Arial" w:hAnsi="Arial"/>
+          <w:sz w:val="21"/>
+        </w:rPr>
+        <w:t>5. Algorytm weryfikacji numeru PESEL: sprawdzenie 11 cyfr, obsługa stulecia 2000+ (miesiące z przesunięciem +20), pełna zgodność z podaną datą urodzenia oraz weryfikacja wagi i sumy kontrolnej modulo 10.</w:t>
+      </w:r>
+    </w:p>
+    <w:tbl>
+      <w:tblPr>
+        <w:tblStyle w:val="TableGrid"/>
+        <w:tblW w:type="auto" w:w="0"/>
+        <w:jc w:val="center"/>
+        <w:tblLook w:firstColumn="1" w:firstRow="1" w:lastColumn="0" w:lastRow="0" w:noHBand="0" w:noVBand="1" w:val="04A0"/>
+      </w:tblPr>
+      <w:tblGrid>
+        <w:gridCol w:w="8640"/>
+      </w:tblGrid>
+      <w:tr>
+        <w:tc>
+          <w:tcPr>
+            <w:tcW w:type="dxa" w:w="9648"/>
+            <w:tcMar>
+              <w:top w:w="80" w:type="dxa"/>
+              <w:bottom w:w="80" w:type="dxa"/>
+              <w:left w:w="120" w:type="dxa"/>
+              <w:right w:w="120" w:type="dxa"/>
+            </w:tcMar>
+          </w:tcPr>
+          <w:p>
+            <w:pPr>
+              <w:spacing w:after="0"/>
+            </w:pPr>
+            <w:r>
+              <w:rPr>
+                <w:rFonts w:ascii="Consolas" w:hAnsi="Consolas"/>
+                <w:color w:val="222222"/>
+                <w:sz w:val="18"/>
+              </w:rPr>
+              <w:t>if (!preg_match('/^[a-zA-Z\x{0104}\x{0106}\x{0118}\x{0141}\x{0143}\x{00D3}\x{015A}\x{0179}\x{017B}\x{0105}\x{0107}\x{0119}\x{0142}\x{0144}\x{00F3}\x{015B}\x{017A}\x{017C}]{2,24}( [a-zA-Z...]{2,24})?$/u', $nazwisko)) {</w:t>
+              <w:br/>
+              <w:t xml:space="preserve">    $errors['nazwisko'] = 'Niepoprawne nazwisko (dozwolone 2-24 litery, polskie znaki).';</w:t>
+              <w:br/>
+              <w:t>}</w:t>
+              <w:br/>
+              <w:t>if (!checkdate($m, $d, $y)) {</w:t>
+              <w:br/>
+              <w:t xml:space="preserve">    $errors['data_ur'] = 'Nieistniejaca data w kalendarzu.';</w:t>
+              <w:br/>
+              <w:t>}</w:t>
+            </w:r>
+          </w:p>
+        </w:tc>
+      </w:tr>
+    </w:tbl>
+    <w:p>
+      <w:pPr>
+        <w:spacing w:after="80"/>
+      </w:pPr>
+    </w:p>
+    <w:p>
+      <w:pPr>
+        <w:spacing w:before="80" w:after="200"/>
         <w:jc w:val="center"/>
       </w:pPr>
       <w:r>
         <w:rPr>
+          <w:rFonts w:ascii="Arial" w:hAnsi="Arial"/>
           <w:i/>
           <w:color w:val="888888"/>
+          <w:sz w:val="19"/>
         </w:rPr>
-        <w:t>--- [MIEJSCE NA ZRZUT EKRANOWY DLA: 2.a-e. Walidacja danych wyłącznie po stronie PHP] ---</w:t>
+        <w:t>--- [MIEJSCE NA ZRZUT EKRANOWY DLA: 2. Walidacja danych wyłącznie po stronie PHP] ---</w:t>
       </w:r>
     </w:p>
     <w:p>
       <w:pPr>
         <w:pStyle w:val="Heading2"/>
-        <w:spacing w:before="240"/>
+        <w:spacing w:before="280" w:after="80"/>
       </w:pPr>
       <w:r>
-        <w:t>3. Pytanie o potwierdzenie zapisu zgłoszenia</w:t>
-      </w:r>
-    </w:p>
-    <w:p>
-      <w:r>
-        <w:t>Po pomyślnej walidacji formularz przechodzi w stan wyświetlenia komunikatu potwierdzającego z przyciskami Zapisz oraz Anuluj z zachowaniem wprowadzonych informacji.</w:t>
+        <w:rPr>
+          <w:rFonts w:ascii="Arial" w:hAnsi="Arial"/>
+          <w:b/>
+          <w:color w:val="1A478A"/>
+          <w:sz w:val="26"/>
+        </w:rPr>
+        <w:t>3. Pytanie o potwierdzenie zapisu z ochroną sesyjną</w:t>
       </w:r>
     </w:p>
     <w:p>
       <w:pPr>
+        <w:spacing w:line="276" w:lineRule="auto" w:after="80"/>
+      </w:pPr>
+      <w:r>
+        <w:rPr>
+          <w:rFonts w:ascii="Arial" w:hAnsi="Arial"/>
+          <w:sz w:val="21"/>
+        </w:rPr>
+        <w:t>Po pomyślnej walidacji formularz przechodzi w tryb podsumowania danych, wyświetlając użytkownikowi przyciski «Zapisz» oraz «Anuluj».</w:t>
+      </w:r>
+    </w:p>
+    <w:p>
+      <w:pPr>
+        <w:spacing w:line="276" w:lineRule="auto" w:after="80"/>
+      </w:pPr>
+      <w:r>
+        <w:rPr>
+          <w:rFonts w:ascii="Arial" w:hAnsi="Arial"/>
+          <w:sz w:val="21"/>
+        </w:rPr>
+        <w:t>Zabezpieczenie przed ominięciem walidacji (Audit Fix): zweryfikowany zestaw danych jest zapisywany w sesji serwera ($_SESSION['validated_order']). W momencie naciśnięcia «Zapisz» serwer odczytuje dane wyłącznie z bezpiecznej sesji serwera, uniemożliwiając napastnikowi sfałszowanie parametrów zapytania POST bez przejścia walidacji.</w:t>
+      </w:r>
+    </w:p>
+    <w:tbl>
+      <w:tblPr>
+        <w:tblStyle w:val="TableGrid"/>
+        <w:tblW w:type="auto" w:w="0"/>
+        <w:jc w:val="center"/>
+        <w:tblLook w:firstColumn="1" w:firstRow="1" w:lastColumn="0" w:lastRow="0" w:noHBand="0" w:noVBand="1" w:val="04A0"/>
+      </w:tblPr>
+      <w:tblGrid>
+        <w:gridCol w:w="8640"/>
+      </w:tblGrid>
+      <w:tr>
+        <w:tc>
+          <w:tcPr>
+            <w:tcW w:type="dxa" w:w="9648"/>
+            <w:tcMar>
+              <w:top w:w="80" w:type="dxa"/>
+              <w:bottom w:w="80" w:type="dxa"/>
+              <w:left w:w="120" w:type="dxa"/>
+              <w:right w:w="120" w:type="dxa"/>
+            </w:tcMar>
+          </w:tcPr>
+          <w:p>
+            <w:pPr>
+              <w:spacing w:after="0"/>
+            </w:pPr>
+            <w:r>
+              <w:rPr>
+                <w:rFonts w:ascii="Consolas" w:hAnsi="Consolas"/>
+                <w:color w:val="222222"/>
+                <w:sz w:val="18"/>
+              </w:rPr>
+              <w:t>session_start();</w:t>
+              <w:br/>
+              <w:t>// Po udanej walidacji:</w:t>
+              <w:br/>
+              <w:t>$_SESSION['validated_order'] = $dane_zamowienia;</w:t>
+              <w:br/>
+              <w:br/>
+              <w:t>// Przy zatwierdzeniu zapisu:</w:t>
+              <w:br/>
+              <w:t>if ($action_confirm === 'Zapisz') {</w:t>
+              <w:br/>
+              <w:t xml:space="preserve">    if (empty($_SESSION['validated_order'])) {</w:t>
+              <w:br/>
+              <w:t xml:space="preserve">        die('Blad: brak zweryfikowanej sesji zamowienia.');</w:t>
+              <w:br/>
+              <w:t xml:space="preserve">    }</w:t>
+              <w:br/>
+              <w:t xml:space="preserve">    $do_zapisu = $_SESSION['validated_order'];</w:t>
+              <w:br/>
+              <w:t xml:space="preserve">    // ... atomowy zapis ...</w:t>
+              <w:br/>
+              <w:t>}</w:t>
+            </w:r>
+          </w:p>
+        </w:tc>
+      </w:tr>
+    </w:tbl>
+    <w:p>
+      <w:pPr>
+        <w:spacing w:after="80"/>
+      </w:pPr>
+    </w:p>
+    <w:p>
+      <w:pPr>
+        <w:spacing w:before="80" w:after="200"/>
         <w:jc w:val="center"/>
       </w:pPr>
       <w:r>
         <w:rPr>
+          <w:rFonts w:ascii="Arial" w:hAnsi="Arial"/>
           <w:i/>
           <w:color w:val="888888"/>
+          <w:sz w:val="19"/>
         </w:rPr>
         <w:t>--- [MIEJSCE NA ZRZUT EKRANOWY DLA: 3. Pytanie o potwierdzenie zapisu zgłoszenia] ---</w:t>
       </w:r>
@@ -247,58 +603,227 @@
     <w:p>
       <w:pPr>
         <w:pStyle w:val="Heading2"/>
-        <w:spacing w:before="240"/>
+        <w:spacing w:before="280" w:after="80"/>
       </w:pPr>
       <w:r>
-        <w:t>3. Bezpieczny zapis do pliku z blokadą współbieżną (flock)</w:t>
-      </w:r>
-    </w:p>
-    <w:p>
-      <w:r>
-        <w:t>Po kliknięciu Zapisz dane zapisywane są do kolejnego pliku z_xxx.txt w zadanym układzie pól. Do generowania kolejnych numerów zgłoszeń użyto mechanizmu blokady plików flock() eliminującego stan wyścigu.</w:t>
+        <w:rPr>
+          <w:rFonts w:ascii="Arial" w:hAnsi="Arial"/>
+          <w:b/>
+          <w:color w:val="1A478A"/>
+          <w:sz w:val="26"/>
+        </w:rPr>
+        <w:t>4. Atomowy zapis do pliku z blokadą współbieżną (flock)</w:t>
       </w:r>
     </w:p>
     <w:p>
       <w:pPr>
+        <w:spacing w:line="276" w:lineRule="auto" w:after="80"/>
+      </w:pPr>
+      <w:r>
+        <w:rPr>
+          <w:rFonts w:ascii="Arial" w:hAnsi="Arial"/>
+          <w:sz w:val="21"/>
+        </w:rPr>
+        <w:t>Zgłoszenia zapisywane są do kolejno numerowanych plików z_001.txt, z_002.txt itd. na podstawie pliku licznika licznik.txt.</w:t>
+      </w:r>
+    </w:p>
+    <w:p>
+      <w:pPr>
+        <w:spacing w:line="276" w:lineRule="auto" w:after="80"/>
+      </w:pPr>
+      <w:r>
+        <w:rPr>
+          <w:rFonts w:ascii="Arial" w:hAnsi="Arial"/>
+          <w:sz w:val="21"/>
+        </w:rPr>
+        <w:t>Wyeliminowanie stanu wyścigu (Race Condition Audit Fix): plik licznika otwierany jest w trybie dwukierunkowym fopen($counter_file, 'c+'), a blokada wyłączna flock($fp, LOCK_EX) nakładana jest natychmiast PRZED odczytem bieżącego stanu licznika.</w:t>
+      </w:r>
+    </w:p>
+    <w:p>
+      <w:pPr>
+        <w:spacing w:line="276" w:lineRule="auto" w:after="80"/>
+      </w:pPr>
+      <w:r>
+        <w:rPr>
+          <w:rFonts w:ascii="Arial" w:hAnsi="Arial"/>
+          <w:sz w:val="21"/>
+        </w:rPr>
+        <w:t>Po odczycie i inkrementacji następuje przewinięcie wskaźnika rewind($fp), wyczyszczenie bufora ftruncate($fp, 0), zapis nowej wartości i zwolnienie blokady flock($fp, LOCK_UN).</w:t>
+      </w:r>
+    </w:p>
+    <w:p>
+      <w:pPr>
+        <w:spacing w:line="276" w:lineRule="auto" w:after="80"/>
+      </w:pPr>
+      <w:r>
+        <w:rPr>
+          <w:rFonts w:ascii="Arial" w:hAnsi="Arial"/>
+          <w:sz w:val="21"/>
+        </w:rPr>
+        <w:t>Sam plik zamówienia z_xxx.txt jest zapisywany z blokadą wyłączną LOCK_EX w ściśle określonym układzie linii.</w:t>
+      </w:r>
+    </w:p>
+    <w:tbl>
+      <w:tblPr>
+        <w:tblStyle w:val="TableGrid"/>
+        <w:tblW w:type="auto" w:w="0"/>
+        <w:jc w:val="center"/>
+        <w:tblLook w:firstColumn="1" w:firstRow="1" w:lastColumn="0" w:lastRow="0" w:noHBand="0" w:noVBand="1" w:val="04A0"/>
+      </w:tblPr>
+      <w:tblGrid>
+        <w:gridCol w:w="8640"/>
+      </w:tblGrid>
+      <w:tr>
+        <w:tc>
+          <w:tcPr>
+            <w:tcW w:type="dxa" w:w="9648"/>
+            <w:tcMar>
+              <w:top w:w="80" w:type="dxa"/>
+              <w:bottom w:w="80" w:type="dxa"/>
+              <w:left w:w="120" w:type="dxa"/>
+              <w:right w:w="120" w:type="dxa"/>
+            </w:tcMar>
+          </w:tcPr>
+          <w:p>
+            <w:pPr>
+              <w:spacing w:after="0"/>
+            </w:pPr>
+            <w:r>
+              <w:rPr>
+                <w:rFonts w:ascii="Consolas" w:hAnsi="Consolas"/>
+                <w:color w:val="222222"/>
+                <w:sz w:val="18"/>
+              </w:rPr>
+              <w:t>$fp = fopen($counter_file, "c+");</w:t>
+              <w:br/>
+              <w:t>if (flock($fp, LOCK_EX)) {</w:t>
+              <w:br/>
+              <w:t xml:space="preserve">    $content = trim(fread($fp, 1024));</w:t>
+              <w:br/>
+              <w:t xml:space="preserve">    $nr = ($content === '') ? 1 : ((int)$content + 1);</w:t>
+              <w:br/>
+              <w:t xml:space="preserve">    rewind($fp);</w:t>
+              <w:br/>
+              <w:t xml:space="preserve">    ftruncate($fp, 0);</w:t>
+              <w:br/>
+              <w:t xml:space="preserve">    fwrite($fp, (string)$nr);</w:t>
+              <w:br/>
+              <w:t xml:space="preserve">    fflush($fp);</w:t>
+              <w:br/>
+              <w:t xml:space="preserve">    flock($fp, LOCK_UN);</w:t>
+              <w:br/>
+              <w:t>}</w:t>
+              <w:br/>
+              <w:t>fclose($fp);</w:t>
+            </w:r>
+          </w:p>
+        </w:tc>
+      </w:tr>
+    </w:tbl>
+    <w:p>
+      <w:pPr>
+        <w:spacing w:after="80"/>
+      </w:pPr>
+    </w:p>
+    <w:p>
+      <w:pPr>
+        <w:spacing w:before="80" w:after="200"/>
         <w:jc w:val="center"/>
       </w:pPr>
       <w:r>
         <w:rPr>
+          <w:rFonts w:ascii="Arial" w:hAnsi="Arial"/>
           <w:i/>
           <w:color w:val="888888"/>
+          <w:sz w:val="19"/>
         </w:rPr>
-        <w:t>--- [MIEJSCE NA ZRZUT EKRANOWY DLA: 3. Bezpieczny zapis do pliku z blokadą współbieżną (flock)] ---</w:t>
+        <w:t>--- [MIEJSCE NA ZRZUT EKRANOWY DLA: 4. Bezpieczny zapis z blokadą współbieżną flock] ---</w:t>
       </w:r>
     </w:p>
     <w:p>
       <w:pPr>
         <w:pStyle w:val="Heading2"/>
-        <w:spacing w:before="240"/>
+        <w:spacing w:before="280" w:after="80"/>
       </w:pPr>
       <w:r>
-        <w:t>3. Implementacja całości w jednym pliku a1.php</w:t>
-      </w:r>
-    </w:p>
-    <w:p>
-      <w:r>
-        <w:t>Wszystkie stany aplikacji (formularz, obsługa błędów, ekran potwierdzenia, zapis oraz komunikaty końcowe) zostały zrealizowane w obrębie pojedynczego pliku a1.php.</w:t>
+        <w:rPr>
+          <w:rFonts w:ascii="Arial" w:hAnsi="Arial"/>
+          <w:b/>
+          <w:color w:val="1A478A"/>
+          <w:sz w:val="26"/>
+        </w:rPr>
+        <w:t>5. Monolityczna implementacja w jednym pliku a1.php</w:t>
       </w:r>
     </w:p>
     <w:p>
       <w:pPr>
+        <w:spacing w:line="276" w:lineRule="auto" w:after="80"/>
+      </w:pPr>
+      <w:r>
+        <w:rPr>
+          <w:rFonts w:ascii="Arial" w:hAnsi="Arial"/>
+          <w:sz w:val="21"/>
+        </w:rPr>
+        <w:t>Wszystkie stany aplikacji (prezentacja formularza, obsługa błędów, ekran potwierdzenia, zapis do plików, komunikaty końcowe i powrót) zostały zrealizowane w obrębie pojedynczego pliku a1.php bez użycia zewnętrznych bibliotek pomocniczych.</w:t>
+      </w:r>
+    </w:p>
+    <w:p>
+      <w:pPr>
+        <w:spacing w:before="80" w:after="200"/>
         <w:jc w:val="center"/>
       </w:pPr>
       <w:r>
         <w:rPr>
+          <w:rFonts w:ascii="Arial" w:hAnsi="Arial"/>
           <w:i/>
           <w:color w:val="888888"/>
+          <w:sz w:val="19"/>
         </w:rPr>
-        <w:t>--- [MIEJSCE NA ZRZUT EKRANOWY DLA: 3. Implementacja całości w jednym pliku a1.php] ---</w:t>
+        <w:t>--- [MIEJSCE NA ZRZUT EKRANOWY DLA: 5. Implementacja całości w jednym pliku a1.php] ---</w:t>
+      </w:r>
+    </w:p>
+    <w:p>
+      <w:pPr>
+        <w:pStyle w:val="Heading2"/>
+        <w:spacing w:before="280" w:after="80"/>
+      </w:pPr>
+      <w:r>
+        <w:rPr>
+          <w:rFonts w:ascii="Arial" w:hAnsi="Arial"/>
+          <w:b/>
+          <w:color w:val="1A478A"/>
+          <w:sz w:val="26"/>
+        </w:rPr>
+        <w:t>Wnioski i podsumowanie</w:t>
+      </w:r>
+    </w:p>
+    <w:p>
+      <w:pPr>
+        <w:spacing w:line="276" w:lineRule="auto" w:after="80"/>
+      </w:pPr>
+      <w:r>
+        <w:rPr>
+          <w:rFonts w:ascii="Arial" w:hAnsi="Arial"/>
+          <w:sz w:val="21"/>
+        </w:rPr>
+        <w:t>Zaprojektowany skrypt wykazuje stuprocentową odporność na zniekształcenia danych, próby wstrzykiwania kodu oraz równoległe zapytania konkurujące o zasoby.</w:t>
+      </w:r>
+    </w:p>
+    <w:p>
+      <w:pPr>
+        <w:spacing w:line="276" w:lineRule="auto" w:after="80"/>
+      </w:pPr>
+      <w:r>
+        <w:rPr>
+          <w:rFonts w:ascii="Arial" w:hAnsi="Arial"/>
+          <w:sz w:val="21"/>
+        </w:rPr>
+        <w:t>Zastosowanie bezpiecznej architektury sesyjnej oraz atomowej blokady plików c+ z flock stanowi wzorzec prawidłowej obsługi formularzy w technologii PHP.</w:t>
       </w:r>
     </w:p>
     <w:sectPr>
       <w:pgSz w:w="12240" w:h="15840"/>
-      <w:pgMar w:top="1152" w:right="1152" w:bottom="1152" w:left="1152" w:header="720" w:footer="720" w:gutter="0"/>
+      <w:pgMar w:top="1440" w:right="1800" w:bottom="1440" w:left="1800" w:header="720" w:footer="720" w:gutter="0"/>
       <w:cols w:space="720"/>
       <w:docGrid w:linePitch="360"/>
     </w:sectPr>

--- a/04-Gotowe_Laborki/Lab_04/Sprawozdanie_Lab_04.docx
+++ b/04-Gotowe_Laborki/Lab_04/Sprawozdanie_Lab_04.docx
@@ -103,7 +103,7 @@
                 <w:b/>
                 <w:sz w:val="20"/>
               </w:rPr>
-              <w:t>Zespół laboratoryjny:</w:t>
+              <w:t>Student 1 (Autor):</w:t>
             </w:r>
           </w:p>
         </w:tc>
@@ -123,7 +123,7 @@
                 <w:rFonts w:ascii="Arial" w:hAnsi="Arial"/>
                 <w:sz w:val="20"/>
               </w:rPr>
-              <w:t>Artem Hizhovskyi, Ihor Namachynskyi</w:t>
+              <w:t>Artem Hizhovskyi (nr albumu: s097882)</w:t>
             </w:r>
           </w:p>
         </w:tc>
@@ -146,7 +146,7 @@
                 <w:b/>
                 <w:sz w:val="20"/>
               </w:rPr>
-              <w:t>Numery albumów:</w:t>
+              <w:t>Student 2 (Autor):</w:t>
             </w:r>
           </w:p>
         </w:tc>
@@ -166,7 +166,7 @@
                 <w:rFonts w:ascii="Arial" w:hAnsi="Arial"/>
                 <w:sz w:val="20"/>
               </w:rPr>
-              <w:t>s097882 (97882), s097889 (97889)</w:t>
+              <w:t>Ihor Namachynskyi (nr albumu: s097889)</w:t>
             </w:r>
           </w:p>
         </w:tc>

--- a/04-Gotowe_Laborki/Lab_04/Sprawozdanie_Lab_04.docx
+++ b/04-Gotowe_Laborki/Lab_04/Sprawozdanie_Lab_04.docx
@@ -287,7 +287,7 @@
           <w:rFonts w:ascii="Arial" w:hAnsi="Arial"/>
           <w:sz w:val="21"/>
         </w:rPr>
-        <w:t>Zaprojektowano stronę a1.php zawierającą kompletną strukturę formularza rejestracyjnego umieszczonego w czytelnej tabeli HTML.</w:t>
+        <w:t>Zaprojektowano stronę a1.php realizującą kompletny formularz rejestracyjny zgodnie z makietą wykładowcy:</w:t>
       </w:r>
     </w:p>
     <w:p>
@@ -299,7 +299,7 @@
           <w:rFonts w:ascii="Arial" w:hAnsi="Arial"/>
           <w:sz w:val="21"/>
         </w:rPr>
-        <w:t>Wymagane pola: Nazwisko (pole tekstowe), Typ zajęć (lista rozwijana select: stacjonarne / niestacjonarne), Język (przyciski radio: polski, angielski, niemiecki), Data urodzenia (pole date), PESEL (pole tekstowe 11 cyfr) oraz Kursy (pola wyboru checkbox: PHP, HTML/CSS, JavaScript, MySQL, XML).</w:t>
+        <w:t>- Nazwisko: pole tekstowe (długość 2-24 znaki, polskie litery, jedno- lub dwuczłonowe),</w:t>
       </w:r>
     </w:p>
     <w:p>
@@ -311,7 +311,67 @@
           <w:rFonts w:ascii="Arial" w:hAnsi="Arial"/>
           <w:sz w:val="21"/>
         </w:rPr>
-        <w:t>Zaimplementowano mechanizm zapamiętywania wprowadzonych wartości (sticky form) w przypadku wystąpienia błędów walidacji.</w:t>
+        <w:t>- Typ zajęć: lista rozwijana select (stacjonarnie, zdalnie),</w:t>
+      </w:r>
+    </w:p>
+    <w:p>
+      <w:pPr>
+        <w:spacing w:line="276" w:lineRule="auto" w:after="80"/>
+      </w:pPr>
+      <w:r>
+        <w:rPr>
+          <w:rFonts w:ascii="Arial" w:hAnsi="Arial"/>
+          <w:sz w:val="21"/>
+        </w:rPr>
+        <w:t>- Język: przełączniki radio (Polski, Angielski),</w:t>
+      </w:r>
+    </w:p>
+    <w:p>
+      <w:pPr>
+        <w:spacing w:line="276" w:lineRule="auto" w:after="80"/>
+      </w:pPr>
+      <w:r>
+        <w:rPr>
+          <w:rFonts w:ascii="Arial" w:hAnsi="Arial"/>
+          <w:sz w:val="21"/>
+        </w:rPr>
+        <w:t>- Data urodzenia: pole date,</w:t>
+      </w:r>
+    </w:p>
+    <w:p>
+      <w:pPr>
+        <w:spacing w:line="276" w:lineRule="auto" w:after="80"/>
+      </w:pPr>
+      <w:r>
+        <w:rPr>
+          <w:rFonts w:ascii="Arial" w:hAnsi="Arial"/>
+          <w:sz w:val="21"/>
+        </w:rPr>
+        <w:t>- PESEL: pole tekstowe 11 cyfr,</w:t>
+      </w:r>
+    </w:p>
+    <w:p>
+      <w:pPr>
+        <w:spacing w:line="276" w:lineRule="auto" w:after="80"/>
+      </w:pPr>
+      <w:r>
+        <w:rPr>
+          <w:rFonts w:ascii="Arial" w:hAnsi="Arial"/>
+          <w:sz w:val="21"/>
+        </w:rPr>
+        <w:t>- Kursy: pola wielokrotnego wyboru checkbox (Programowanie, Muzyka, Taniec, Gimnastyka).</w:t>
+      </w:r>
+    </w:p>
+    <w:p>
+      <w:pPr>
+        <w:spacing w:line="276" w:lineRule="auto" w:after="80"/>
+      </w:pPr>
+      <w:r>
+        <w:rPr>
+          <w:rFonts w:ascii="Arial" w:hAnsi="Arial"/>
+          <w:sz w:val="21"/>
+        </w:rPr>
+        <w:t>W formularzu zaimplementowano zapamiętywanie wprowadzonych wartości (sticky form) w przypadku wystąpienia błędów walidacji.</w:t>
       </w:r>
     </w:p>
     <w:p>
@@ -326,7 +386,7 @@
           <w:color w:val="888888"/>
           <w:sz w:val="19"/>
         </w:rPr>
-        <w:t>--- [MIEJSCE NA ZRZUT EKRANOWY DLA: 1. Formularz HTML ze wszystkimi wymaganymi polami] ---</w:t>
+        <w:t>--- [MIEJSCE NA ZRZUT EKRANOWY DLA: 1. Formularz HTML rejestracji] ---</w:t>
       </w:r>
     </w:p>
     <w:p>
@@ -341,7 +401,7 @@
           <w:color w:val="1A478A"/>
           <w:sz w:val="26"/>
         </w:rPr>
-        <w:t>2.a-e. Rygorystyczna walidacja danych wyłącznie po stronie PHP</w:t>
+        <w:t>2. Rygorystyczna walidacja danych wyłącznie po stronie PHP</w:t>
       </w:r>
     </w:p>
     <w:p>
@@ -353,7 +413,7 @@
           <w:rFonts w:ascii="Arial" w:hAnsi="Arial"/>
           <w:sz w:val="21"/>
         </w:rPr>
-        <w:t>Zgodnie z wymaganiami wyłączono walidację po stronie przeglądarki klienta (atrybut novalidate), przenosząc całą odpowiedzialność za bezpieczeństwo i spójność na skrypt PHP:</w:t>
+        <w:t>Zgodnie z wymaganiami cała walidacja odbywa się po stronie serwera PHP:</w:t>
       </w:r>
     </w:p>
     <w:p>
@@ -365,7 +425,7 @@
           <w:rFonts w:ascii="Arial" w:hAnsi="Arial"/>
           <w:sz w:val="21"/>
         </w:rPr>
-        <w:t>1. Nazwisko: wyrażenie regularne PCRE /^[a-zA-ZąćęłńóśźżĄĆĘŁŃÓŚŹŻ]{2,24}( [a-zA-ZąćęłńóśźżĄĆĘŁŃÓŚŹŻ]{2,24})?$/u. Akceptuje nazwiska pojedyncze i dwuczłonowe, polskie litery narodowe, odrzuca znaki specjalne, cyfry oraz symbole łącznika (np. '---').</w:t>
+        <w:t>1. Nazwisko: sprawdzanie typów (is_string), całkowita długość mb_strlen od 2 do 24 znaków, wyrażenie regularne dopuszczające wyłącznie litery alfabetu polskiego i jedno- lub dwuczłonowy format.</w:t>
       </w:r>
     </w:p>
     <w:p>
@@ -389,7 +449,7 @@
           <w:rFonts w:ascii="Arial" w:hAnsi="Arial"/>
           <w:sz w:val="21"/>
         </w:rPr>
-        <w:t>3. Kursy: wymóg zaznaczenia co najmniej jednego kursu oraz weryfikacja poprawności identyfikatorów.</w:t>
+        <w:t>3. Kursy: wymóg zaznaczenia co najmniej jednego kursu, weryfikacja czy nadesłana wartość jest tablicą oraz filtrowanie identyfikatorów względem białej listy.</w:t>
       </w:r>
     </w:p>
     <w:p>
@@ -401,7 +461,7 @@
           <w:rFonts w:ascii="Arial" w:hAnsi="Arial"/>
           <w:sz w:val="21"/>
         </w:rPr>
-        <w:t>4. Kalendarzowa walidacja daty urodzenia i wieku: użycie funkcji checkdate() do odrzucenia dat nieistniejących kalendarzowo (np. 31 lutego). Obliczenie wieku za pomocą DateTime::diff z warunkiem ukończenia minimum 16 lat.</w:t>
+        <w:t>4. Kalendarzowa walidacja daty urodzenia i wieku: funkcja checkdate() odrzuca nieistniejące kombinacje (np. 31 lutego). Sprawdzenie wymogu wieku min. 16 lat za pomocą DateTime.</w:t>
       </w:r>
     </w:p>
     <w:p>
@@ -413,7 +473,19 @@
           <w:rFonts w:ascii="Arial" w:hAnsi="Arial"/>
           <w:sz w:val="21"/>
         </w:rPr>
-        <w:t>5. Algorytm weryfikacji numeru PESEL: sprawdzenie 11 cyfr, obsługa stulecia 2000+ (miesiące z przesunięciem +20), pełna zgodność z podaną datą urodzenia oraz weryfikacja wagi i sumy kontrolnej modulo 10.</w:t>
+        <w:t>5. Algorytm weryfikacji numeru PESEL: 11 cyfr (ctype_digit), dekodowanie stulecia (1800-2200 z uwzględnieniem modyfikacji miesiąca +20, +40, +60, +80) oraz rygorystyczne porównanie z podaną datą urodzenia.</w:t>
+      </w:r>
+    </w:p>
+    <w:p>
+      <w:pPr>
+        <w:spacing w:line="276" w:lineRule="auto" w:after="80"/>
+      </w:pPr>
+      <w:r>
+        <w:rPr>
+          <w:rFonts w:ascii="Arial" w:hAnsi="Arial"/>
+          <w:sz w:val="21"/>
+        </w:rPr>
+        <w:t>Przy każdej nowej próbie wysłania formularza poprzedni stan sesji jest natychmiast czyszczony (unset($_SESSION['validated_order'])).</w:t>
       </w:r>
     </w:p>
     <w:tbl>
@@ -447,15 +519,19 @@
                 <w:color w:val="222222"/>
                 <w:sz w:val="18"/>
               </w:rPr>
-              <w:t>if (!preg_match('/^[a-zA-Z\x{0104}\x{0106}\x{0118}\x{0141}\x{0143}\x{00D3}\x{015A}\x{0179}\x{017B}\x{0105}\x{0107}\x{0119}\x{0142}\x{0144}\x{00F3}\x{015B}\x{017A}\x{017C}]{2,24}( [a-zA-Z...]{2,24})?$/u', $nazwisko)) {</w:t>
+              <w:t>$nazwisko_len = mb_strlen($nazwisko, 'UTF-8');</w:t>
               <w:br/>
-              <w:t xml:space="preserve">    $errors['nazwisko'] = 'Niepoprawne nazwisko (dozwolone 2-24 litery, polskie znaki).';</w:t>
+              <w:t>if (empty($nazwisko)) {</w:t>
               <w:br/>
-              <w:t>}</w:t>
+              <w:t xml:space="preserve">    $errors['nazwisko'] = "* Pole nie może być puste;";</w:t>
               <w:br/>
-              <w:t>if (!checkdate($m, $d, $y)) {</w:t>
+              <w:t>} elseif ($nazwisko_len &lt; 2 || $nazwisko_len &gt; 24) {</w:t>
               <w:br/>
-              <w:t xml:space="preserve">    $errors['data_ur'] = 'Nieistniejaca data w kalendarzu.';</w:t>
+              <w:t xml:space="preserve">    $errors['nazwisko'] = "* Nazwisko musi zawierać od 2 do 24 znaków;";</w:t>
+              <w:br/>
+              <w:t>} elseif (!preg_match('/^[a-zA-ZąćęłńóśźżĄĆĘŁŃÓŚŹŻ]+( [a-zA-ZąćęłńóśźżĄĆĘŁŃÓŚŹŻ]+)?$/u', $nazwisko)) {</w:t>
+              <w:br/>
+              <w:t xml:space="preserve">    $errors['nazwisko'] = "* Tylko litery (dozwolone nazwisko jedno- lub dwuczłonowe);";</w:t>
               <w:br/>
               <w:t>}</w:t>
             </w:r>
@@ -495,7 +571,7 @@
           <w:color w:val="1A478A"/>
           <w:sz w:val="26"/>
         </w:rPr>
-        <w:t>3. Pytanie o potwierdzenie zapisu z ochroną sesyjną</w:t>
+        <w:t>3. Dwuetapowy mechanizm potwierdzenia zapisu (Zapisz / Anuluj)</w:t>
       </w:r>
     </w:p>
     <w:p>
@@ -507,7 +583,7 @@
           <w:rFonts w:ascii="Arial" w:hAnsi="Arial"/>
           <w:sz w:val="21"/>
         </w:rPr>
-        <w:t>Po pomyślnej walidacji formularz przechodzi w tryb podsumowania danych, wyświetlając użytkownikowi przyciski «Zapisz» oraz «Anuluj».</w:t>
+        <w:t>Po bezbłędnej walidacji formularz przechodzi w tryb podsumowania danych, wyświetlając użytkownikowi zestawienie wprowadzonych informacji oraz przyciski «Zapisz» i «Anuluj».</w:t>
       </w:r>
     </w:p>
     <w:p>
@@ -519,7 +595,7 @@
           <w:rFonts w:ascii="Arial" w:hAnsi="Arial"/>
           <w:sz w:val="21"/>
         </w:rPr>
-        <w:t>Zabezpieczenie przed ominięciem walidacji (Audit Fix): zweryfikowany zestaw danych jest zapisywany w sesji serwera ($_SESSION['validated_order']). W momencie naciśnięcia «Zapisz» serwer odczytuje dane wyłącznie z bezpiecznej sesji serwera, uniemożliwiając napastnikowi sfałszowanie parametrów zapytania POST bez przejścia walidacji.</w:t>
+        <w:t>Zabezpieczenie przed ominięciem walidacji: zweryfikowane dane przechowywane są w sesji serwera ($_SESSION['validated_order']). W momencie zatwierdzenia zapisu skrypt odczytuje dane wyłącznie z sesji, uniemożliwiając sfałszowanie parametrów zapytania POST.</w:t>
       </w:r>
     </w:p>
     <w:tbl>
@@ -553,28 +629,25 @@
                 <w:color w:val="222222"/>
                 <w:sz w:val="18"/>
               </w:rPr>
-              <w:t>session_start();</w:t>
-              <w:br/>
               <w:t>// Po udanej walidacji:</w:t>
               <w:br/>
-              <w:t>$_SESSION['validated_order'] = $dane_zamowienia;</w:t>
+              <w:t>$_SESSION['validated_order'] = [</w:t>
               <w:br/>
+              <w:t xml:space="preserve">    'nazwisko' =&gt; $nazwisko,</w:t>
               <w:br/>
-              <w:t>// Przy zatwierdzeniu zapisu:</w:t>
+              <w:t xml:space="preserve">    'typ_zajec' =&gt; $typ_zajec,</w:t>
               <w:br/>
-              <w:t>if ($action_confirm === 'Zapisz') {</w:t>
+              <w:t xml:space="preserve">    'jezyk' =&gt; $jezyk,</w:t>
               <w:br/>
-              <w:t xml:space="preserve">    if (empty($_SESSION['validated_order'])) {</w:t>
+              <w:t xml:space="preserve">    'data_urodzenia' =&gt; $data_urodzenia,</w:t>
               <w:br/>
-              <w:t xml:space="preserve">        die('Blad: brak zweryfikowanej sesji zamowienia.');</w:t>
+              <w:t xml:space="preserve">    'pesel' =&gt; $pesel,</w:t>
               <w:br/>
-              <w:t xml:space="preserve">    }</w:t>
+              <w:t xml:space="preserve">    'kursy' =&gt; $kursy</w:t>
               <w:br/>
-              <w:t xml:space="preserve">    $do_zapisu = $_SESSION['validated_order'];</w:t>
+              <w:t>];</w:t>
               <w:br/>
-              <w:t xml:space="preserve">    // ... atomowy zapis ...</w:t>
-              <w:br/>
-              <w:t>}</w:t>
+              <w:t>$show_confirmation = true;</w:t>
             </w:r>
           </w:p>
         </w:tc>
@@ -597,7 +670,7 @@
           <w:color w:val="888888"/>
           <w:sz w:val="19"/>
         </w:rPr>
-        <w:t>--- [MIEJSCE NA ZRZUT EKRANOWY DLA: 3. Pytanie o potwierdzenie zapisu zgłoszenia] ---</w:t>
+        <w:t>--- [MIEJSCE NA ZRZUT EKRANOWY DLA: 3. Ekran potwierdzenia zapisu] ---</w:t>
       </w:r>
     </w:p>
     <w:p>
@@ -612,7 +685,7 @@
           <w:color w:val="1A478A"/>
           <w:sz w:val="26"/>
         </w:rPr>
-        <w:t>4. Atomowy zapis do pliku z blokadą współbieżną (flock)</w:t>
+        <w:t>4. Atomowy licznik zgłoszeń i bezpieczny zapis plików (flock)</w:t>
       </w:r>
     </w:p>
     <w:p>
@@ -624,7 +697,7 @@
           <w:rFonts w:ascii="Arial" w:hAnsi="Arial"/>
           <w:sz w:val="21"/>
         </w:rPr>
-        <w:t>Zgłoszenia zapisywane są do kolejno numerowanych plików z_001.txt, z_002.txt itd. na podstawie pliku licznika licznik.txt.</w:t>
+        <w:t>Generowanie kolejnych numerów zgłoszeń z_001.txt, z_002.txt oparto o plik licznik.txt:</w:t>
       </w:r>
     </w:p>
     <w:p>
@@ -636,7 +709,7 @@
           <w:rFonts w:ascii="Arial" w:hAnsi="Arial"/>
           <w:sz w:val="21"/>
         </w:rPr>
-        <w:t>Wyeliminowanie stanu wyścigu (Race Condition Audit Fix): plik licznika otwierany jest w trybie dwukierunkowym fopen($counter_file, 'c+'), a blokada wyłączna flock($fp, LOCK_EX) nakładana jest natychmiast PRZED odczytem bieżącego stanu licznika.</w:t>
+        <w:t>- Plik licznika otwierany jest w trybie dwukierunkowym fopen('licznik.txt', 'c+'),</w:t>
       </w:r>
     </w:p>
     <w:p>
@@ -648,7 +721,7 @@
           <w:rFonts w:ascii="Arial" w:hAnsi="Arial"/>
           <w:sz w:val="21"/>
         </w:rPr>
-        <w:t>Po odczycie i inkrementacji następuje przewinięcie wskaźnika rewind($fp), wyczyszczenie bufora ftruncate($fp, 0), zapis nowej wartości i zwolnienie blokady flock($fp, LOCK_UN).</w:t>
+        <w:t>- Blokada wyłączna flock($fp, LOCK_EX) nakładana jest natychmiast przed odczytem wartości,</w:t>
       </w:r>
     </w:p>
     <w:p>
@@ -660,7 +733,31 @@
           <w:rFonts w:ascii="Arial" w:hAnsi="Arial"/>
           <w:sz w:val="21"/>
         </w:rPr>
-        <w:t>Sam plik zamówienia z_xxx.txt jest zapisywany z blokadą wyłączną LOCK_EX w ściśle określonym układzie linii.</w:t>
+        <w:t>- Po odczycie i inkrementacji następuje przewinięcie rewind($fp), wyczyszczenie bufora ftruncate($fp, 0), zapis nowej wartości z obsługą błędów zapisu, fflush($fp) oraz zwolnienie blokady.</w:t>
+      </w:r>
+    </w:p>
+    <w:p>
+      <w:pPr>
+        <w:spacing w:line="276" w:lineRule="auto" w:after="80"/>
+      </w:pPr>
+      <w:r>
+        <w:rPr>
+          <w:rFonts w:ascii="Arial" w:hAnsi="Arial"/>
+          <w:sz w:val="21"/>
+        </w:rPr>
+        <w:t>- Plik zamówienia z_xxx.txt zapisywany jest za pomocą file_put_contents z flagą LOCK_EX w formacie określonym w instrukcji.</w:t>
+      </w:r>
+    </w:p>
+    <w:p>
+      <w:pPr>
+        <w:spacing w:line="276" w:lineRule="auto" w:after="80"/>
+      </w:pPr>
+      <w:r>
+        <w:rPr>
+          <w:rFonts w:ascii="Arial" w:hAnsi="Arial"/>
+          <w:sz w:val="21"/>
+        </w:rPr>
+        <w:t>- Dodano plik .htaccess zabezpieczający pliki z danymi osobowymi (z_*.txt) i licznik przed bezpośrednim pobraniem przez protokół HTTP.</w:t>
       </w:r>
     </w:p>
     <w:tbl>
@@ -696,25 +793,29 @@
               </w:rPr>
               <w:t>$fp = fopen($counter_file, "c+");</w:t>
               <w:br/>
-              <w:t>if (flock($fp, LOCK_EX)) {</w:t>
+              <w:t>if (!$fp || !flock($fp, LOCK_EX)) {</w:t>
               <w:br/>
-              <w:t xml:space="preserve">    $content = trim(fread($fp, 1024));</w:t>
-              <w:br/>
-              <w:t xml:space="preserve">    $nr = ($content === '') ? 1 : ((int)$content + 1);</w:t>
-              <w:br/>
-              <w:t xml:space="preserve">    rewind($fp);</w:t>
-              <w:br/>
-              <w:t xml:space="preserve">    ftruncate($fp, 0);</w:t>
-              <w:br/>
-              <w:t xml:space="preserve">    fwrite($fp, (string)$nr);</w:t>
-              <w:br/>
-              <w:t xml:space="preserve">    fflush($fp);</w:t>
-              <w:br/>
-              <w:t xml:space="preserve">    flock($fp, LOCK_UN);</w:t>
+              <w:t xml:space="preserve">    die("Blad serwera: niemozliwe nalozenie blokady na plik licznika.");</w:t>
               <w:br/>
               <w:t>}</w:t>
               <w:br/>
+              <w:t>$raw_num = trim(stream_get_contents($fp));</w:t>
+              <w:br/>
+              <w:t>$next_num = ($raw_num !== '') ? ((int)$raw_num + 1) : 1;</w:t>
+              <w:br/>
+              <w:t>rewind($fp);</w:t>
+              <w:br/>
+              <w:t>ftruncate($fp, 0);</w:t>
+              <w:br/>
+              <w:t>fwrite($fp, (string)$next_num);</w:t>
+              <w:br/>
+              <w:t>fflush($fp);</w:t>
+              <w:br/>
+              <w:t>flock($fp, LOCK_UN);</w:t>
+              <w:br/>
               <w:t>fclose($fp);</w:t>
+              <w:br/>
+              <w:t>file_put_contents($filename, $file_content, LOCK_EX);</w:t>
             </w:r>
           </w:p>
         </w:tc>
@@ -737,7 +838,7 @@
           <w:color w:val="888888"/>
           <w:sz w:val="19"/>
         </w:rPr>
-        <w:t>--- [MIEJSCE NA ZRZUT EKRANOWY DLA: 4. Bezpieczny zapis z blokadą współbieżną flock] ---</w:t>
+        <w:t>--- [MIEJSCE NA ZRZUT EKRANOWY DLA: 4. Atomowy zapis z blokadą flock] ---</w:t>
       </w:r>
     </w:p>
     <w:p>
@@ -764,7 +865,7 @@
           <w:rFonts w:ascii="Arial" w:hAnsi="Arial"/>
           <w:sz w:val="21"/>
         </w:rPr>
-        <w:t>Wszystkie stany aplikacji (prezentacja formularza, obsługa błędów, ekran potwierdzenia, zapis do plików, komunikaty końcowe i powrót) zostały zrealizowane w obrębie pojedynczego pliku a1.php bez użycia zewnętrznych bibliotek pomocniczych.</w:t>
+        <w:t>Wszystkie stany aplikacji (formularz, obsługa błędów, ekran potwierdzenia, zapis do plików, komunikaty końcowe i powrót) zostały zrealizowane w obrębie pojedynczego pliku a1.php.</w:t>
       </w:r>
     </w:p>
     <w:p>
@@ -779,7 +880,7 @@
           <w:color w:val="888888"/>
           <w:sz w:val="19"/>
         </w:rPr>
-        <w:t>--- [MIEJSCE NA ZRZUT EKRANOWY DLA: 5. Implementacja całości w jednym pliku a1.php] ---</w:t>
+        <w:t>--- [MIEJSCE NA ZRZUT EKRANOWY DLA: 5. Monolityczna implementacja a1.php] ---</w:t>
       </w:r>
     </w:p>
     <w:p>
@@ -806,19 +907,7 @@
           <w:rFonts w:ascii="Arial" w:hAnsi="Arial"/>
           <w:sz w:val="21"/>
         </w:rPr>
-        <w:t>Zaprojektowany skrypt wykazuje stuprocentową odporność na zniekształcenia danych, próby wstrzykiwania kodu oraz równoległe zapytania konkurujące o zasoby.</w:t>
-      </w:r>
-    </w:p>
-    <w:p>
-      <w:pPr>
-        <w:spacing w:line="276" w:lineRule="auto" w:after="80"/>
-      </w:pPr>
-      <w:r>
-        <w:rPr>
-          <w:rFonts w:ascii="Arial" w:hAnsi="Arial"/>
-          <w:sz w:val="21"/>
-        </w:rPr>
-        <w:t>Zastosowanie bezpiecznej architektury sesyjnej oraz atomowej blokady plików c+ z flock stanowi wzorzec prawidłowej obsługi formularzy w technologii PHP.</w:t>
+        <w:t>Aplikacja a1.php zapewnia rygorystyczne bezpieczeństwo danych wejściowych, całkowitą eliminację stanu wyścigu przy generowaniu numerów zamówień oraz poprawną architekturę sesyjną.</w:t>
       </w:r>
     </w:p>
     <w:sectPr>

--- a/04-Gotowe_Laborki/Lab_04/Sprawozdanie_Lab_04.docx
+++ b/04-Gotowe_Laborki/Lab_04/Sprawozdanie_Lab_04.docx
@@ -80,7 +80,7 @@
                 <w:rFonts w:ascii="Arial" w:hAnsi="Arial"/>
                 <w:sz w:val="20"/>
               </w:rPr>
-              <w:t>Informatyka / Semestr 5 / 3ID11B</w:t>
+              <w:t>Informatyka / Semestr 5 / 3ID11B (Podgrupa 06)</w:t>
             </w:r>
           </w:p>
         </w:tc>

--- a/04-Gotowe_Laborki/Lab_04/Sprawozdanie_Lab_04.docx
+++ b/04-Gotowe_Laborki/Lab_04/Sprawozdanie_Lab_04.docx
@@ -10,7 +10,7 @@
         <w:rPr>
           <w:rFonts w:ascii="Arial" w:hAnsi="Arial"/>
           <w:b/>
-          <w:color w:val="1A478A"/>
+          <w:color w:val="000000"/>
           <w:sz w:val="36"/>
         </w:rPr>
         <w:t>SPRAWOZDANIE Z LABORATORIUM 4</w:t>
@@ -272,7 +272,7 @@
         <w:rPr>
           <w:rFonts w:ascii="Arial" w:hAnsi="Arial"/>
           <w:b/>
-          <w:color w:val="1A478A"/>
+          <w:color w:val="000000"/>
           <w:sz w:val="26"/>
         </w:rPr>
         <w:t>1. Formularz HTML ze wszystkimi wymaganymi polami</w:t>
@@ -398,7 +398,7 @@
         <w:rPr>
           <w:rFonts w:ascii="Arial" w:hAnsi="Arial"/>
           <w:b/>
-          <w:color w:val="1A478A"/>
+          <w:color w:val="000000"/>
           <w:sz w:val="26"/>
         </w:rPr>
         <w:t>2. Rygorystyczna walidacja danych wyłącznie po stronie PHP</w:t>
@@ -568,7 +568,7 @@
         <w:rPr>
           <w:rFonts w:ascii="Arial" w:hAnsi="Arial"/>
           <w:b/>
-          <w:color w:val="1A478A"/>
+          <w:color w:val="000000"/>
           <w:sz w:val="26"/>
         </w:rPr>
         <w:t>3. Dwuetapowy mechanizm potwierdzenia zapisu (Zapisz / Anuluj)</w:t>
@@ -682,7 +682,7 @@
         <w:rPr>
           <w:rFonts w:ascii="Arial" w:hAnsi="Arial"/>
           <w:b/>
-          <w:color w:val="1A478A"/>
+          <w:color w:val="000000"/>
           <w:sz w:val="26"/>
         </w:rPr>
         <w:t>4. Atomowy licznik zgłoszeń i bezpieczny zapis plików (flock)</w:t>
@@ -850,7 +850,7 @@
         <w:rPr>
           <w:rFonts w:ascii="Arial" w:hAnsi="Arial"/>
           <w:b/>
-          <w:color w:val="1A478A"/>
+          <w:color w:val="000000"/>
           <w:sz w:val="26"/>
         </w:rPr>
         <w:t>5. Monolityczna implementacja w jednym pliku a1.php</w:t>
@@ -892,7 +892,7 @@
         <w:rPr>
           <w:rFonts w:ascii="Arial" w:hAnsi="Arial"/>
           <w:b/>
-          <w:color w:val="1A478A"/>
+          <w:color w:val="000000"/>
           <w:sz w:val="26"/>
         </w:rPr>
         <w:t>Wnioski i podsumowanie</w:t>
